--- a/companies/calderwood-partners/Engagements/Brown and Sons/2017.07.05 - Kickoff Memo - Footprint Rationalization.docx
+++ b/companies/calderwood-partners/Engagements/Brown and Sons/2017.07.05 - Kickoff Memo - Footprint Rationalization.docx
@@ -4,27 +4,21 @@
   <w:body>
     <w:p>
       <w:r>
-        <w:t>To: Deborah Gordon, Brenda Clayton</w:t>
+        <w:t>To: Deborah Gordon; Brenda Clayton</w:t>
+        <w:br/>
+        <w:t>From: Cynthia Hart, Research Associate</w:t>
+        <w:br/>
+        <w:t>Re: Footprint Rationalization for Brown and Sons -- kickoff and plan of work</w:t>
       </w:r>
     </w:p>
     <w:p>
       <w:r>
-        <w:t>From: Cynthia Hart</w:t>
+        <w:t>The engagement opened on July 2, 2017. Our charge is to rationalize the operating footprint of Brown and Sons. That comes down to one question above the rest: does the current network of sites still fit the demand the business has to serve. Sandra Frazier, their VP Finance, is our sponsor. She has asked for choices her own managers can act on, not a study that reads well and then sits on a shelf.</w:t>
       </w:r>
     </w:p>
     <w:p>
       <w:r>
-        <w:t>Subject: Kickoff, footprint rationalization for Brown and Sons</w:t>
-      </w:r>
-    </w:p>
-    <w:p>
-      <w:r>
-        <w:t>We start the footprint work for Brown and Sons on July 2, 2017, and I want the three of us reading from the same page before we do. What Brown and Sons has asked is straightforward to state: they want to know whether the sites they run today are the right number, in the right places, at the right size, and if not, what to change and in what order. Everything below serves that one question. Sandra Frazier, their VP Finance, is our sponsor and point of contact, and she has offered her operations and finance staff for the data we will need.</w:t>
-      </w:r>
-    </w:p>
-    <w:p>
-      <w:r>
-        <w:t>One thing on the client relationship. Sandra Frazier told me plainly that her team is stretched, so our standing rule is to consolidate every request, send it once, and keep the log tight enough that no one is asked for the same file twice. Much of the site-level cost and headcount data is sensitive; it stays inside the four of us and does not travel.</w:t>
+        <w:t>The standard she set should govern how we work. We build to a figure that can be traced, and we mark plainly where the evidence thins out. If we hold to that, the recommendation will survive the first hard look. That is the whole aim of the early weeks, and it is worth saying out loud before the pressure to reach an answer builds.</w:t>
       </w:r>
     </w:p>
     <w:p>
@@ -32,39 +26,27 @@
         <w:pStyle w:val="Heading2"/>
       </w:pPr>
       <w:r>
-        <w:t>The lines of work</w:t>
+        <w:t>The shape of the work</w:t>
       </w:r>
     </w:p>
     <w:p>
-      <w:pPr>
-        <w:pStyle w:val="ListBullet"/>
-      </w:pPr>
       <w:r>
-        <w:t>Baseline. I pull together the site register, the cost to run each location, and the capacity figures, and I keep a record of where every file came from. When the client questions a number, I want to show the source rather than rebuild it.</w:t>
+        <w:t>The work falls into four parts, run in sequence rather than at once. The first is the baseline. We map every site in the footprint, what it costs to hold and to run, and how much of it the business actually uses. A site is judged on that record, not on reputation, and not on how it was described to us.</w:t>
       </w:r>
     </w:p>
     <w:p>
-      <w:pPr>
-        <w:pStyle w:val="ListBullet"/>
-      </w:pPr>
       <w:r>
-        <w:t>Cost to serve. Brenda Clayton builds the view of how volume flows across the sites and what it costs to serve each customer from where we serve them now. This is where overlap and slack become visible.</w:t>
+        <w:t>The second is the cost and utilization picture behind the map. Deborah Gordon owns it. She will set the first site-level data requests to Sandra Frazier's team in the opening week, kept short so we are not held up. What comes back she will benchmark against a comparator set we agree with the client, so that high cost at a site is measured against a like standard rather than an impression of what a site of that kind should cost.</w:t>
       </w:r>
     </w:p>
     <w:p>
-      <w:pPr>
-        <w:pStyle w:val="ListBullet"/>
-      </w:pPr>
       <w:r>
-        <w:t>Options. Brenda Clayton models the alternatives: which sites anchor the network and which do work another site could absorb. Deborah Gordon and I hold the site and cost definitions steady, because an option is worthless if two of us are counting a site differently.</w:t>
+        <w:t>The third is the option work. Brenda Clayton will build the comparisons that test two or three shapes for the network against the baseline. Each option is priced for the cost it releases and the service it puts at risk, and the two are shown together, never one without the other. We do not show an option before the baseline is solid, because an option built on a soft baseline comes apart the first time it meets a fact from the floor.</w:t>
       </w:r>
     </w:p>
     <w:p>
-      <w:pPr>
-        <w:pStyle w:val="ListBullet"/>
-      </w:pPr>
       <w:r>
-        <w:t>Recommendation. Last, and resting on the first three. Deborah Gordon drafts the target footprint and the order of moves; Brenda Clayton tests the numbers underneath before anything goes to the client.</w:t>
+        <w:t>The fourth is the transition. Once a direction is chosen, we lay out the order in which the client can carry it through without us in the room. That part waits on the rest. It is named here only so the end is in view from the start, since a recommendation the client cannot sequence is not much use to them.</w:t>
       </w:r>
     </w:p>
     <w:p>
@@ -72,49 +54,22 @@
         <w:pStyle w:val="Heading2"/>
       </w:pPr>
       <w:r>
-        <w:t>Before the first client session</w:t>
-      </w:r>
-    </w:p>
-    <w:p>
-      <w:pPr>
-        <w:pStyle w:val="ListBullet"/>
-      </w:pPr>
-      <w:r>
-        <w:t>I send one consolidated data request this week and open a log of what we have asked for and what has come back, so that no one on Sandra Frazier's staff is asked twice for the same file.</w:t>
-      </w:r>
-    </w:p>
-    <w:p>
-      <w:pPr>
-        <w:pStyle w:val="ListBullet"/>
-      </w:pPr>
-      <w:r>
-        <w:t>Brenda Clayton fixes the definitions for a site, a cost, and utilization before any figure is calculated, so we are not renegotiating what a number means in month three.</w:t>
-      </w:r>
-    </w:p>
-    <w:p>
-      <w:pPr>
-        <w:pStyle w:val="ListBullet"/>
-      </w:pPr>
-      <w:r>
-        <w:t>Deborah Gordon schedules walkthroughs of the two largest sites and drafts the questions for us to review together beforehand.</w:t>
-      </w:r>
-    </w:p>
-    <w:p>
-      <w:pPr>
-        <w:pStyle w:val="ListBullet"/>
-      </w:pPr>
-      <w:r>
-        <w:t>The three of us meet at the end of next week to compare what the data shows so far, gaps included.</w:t>
+        <w:t>The first two weeks</w:t>
       </w:r>
     </w:p>
     <w:p>
       <w:r>
-        <w:t>One scheduling note. Sandra Frazier travels through the back half of next month, so I have front-loaded the data request and the two walkthroughs to land while she is available to unblock access. If the smaller sites slip, they will not hold up the baseline; the two largest carry most of the cost, and those are the ones I am protecting the schedule for.</w:t>
+        <w:t>A few things need to close early. Deborah Gordon's first data request should reach Sandra Frazier by the end of week one, kept deliberately narrow so we are not waiting on a long list before we can begin. Brenda Clayton and I will agree the comparator set before it goes out, so the data arrives in a form we can use rather than one we have to rework.</w:t>
       </w:r>
     </w:p>
     <w:p>
       <w:r>
-        <w:t>At this stage there is nothing the client would read as a finding, because we have none: we have a scope, a plan, and a data request going out the door. I will keep the log current so that we always know where each request stands for Brown and Sons. If anything here looks wrong to either of you, say so now, while it costs nothing to change.</w:t>
+        <w:t>There is also the market context to stand up. I will pull the demand picture for the regions the sites serve, so that when a location looks weak on cost we already know whether the demand behind it is growing or thinning. That read shapes which sites are candidates to consolidate and which are better left alone.</w:t>
+      </w:r>
+    </w:p>
+    <w:p>
+      <w:r>
+        <w:t>I will circulate a one-page schedule this week, with the client sessions and our own checkpoints marked on it. Please keep the first fortnight light on other commitments so we can set the pace early. If you can see a conflict coming, tell me now, while the dates are still ours to set.</w:t>
       </w:r>
     </w:p>
     <w:sectPr>
